--- a/lessons/5-9-group1/homework.docx
+++ b/lessons/5-9-group1/homework.docx
@@ -164,7 +164,7 @@
         <w:t xml:space="preserve">Area of Regular Polygons (Área de polígonos regulares)</w:t>
       </w:r>
       <w:r>
-        <w:t xml:space="preserve"> — The total space a regular polygon covers, found by splitting it into congruent triangles from the center. Formula: A = (½bh) × n — one triangle's area times the number of triangles.</w:t>
+        <w:t xml:space="preserve"> — The space a regular polygon covers. Split it from the center into identical triangles, find one triangle's area, then multiply by how many there are.</w:t>
       </w:r>
     </w:p>
     <w:p>
